--- a/ClimOO material/stakehoder engagement/meeting summaries/Meeting 2.docx
+++ b/ClimOO material/stakehoder engagement/meeting summaries/Meeting 2.docx
@@ -50,7 +50,7 @@
           <w:szCs w:val="22"/>
           <w:lang w:val="en-US"/>
         </w:rPr>
-        <w:t>This is the summary of the second meeting held with representative from institute A. The table</w:t>
+        <w:t>This is the summary of the second meeting held with representative</w:t>
       </w:r>
       <w:r>
         <w:rPr>
@@ -59,7 +59,43 @@
           <w:szCs w:val="22"/>
           <w:lang w:val="en-US"/>
         </w:rPr>
-        <w:t xml:space="preserve"> summarizes the purposes, main topics discussed, and outputs of the meetings</w:t>
+        <w:t>s</w:t>
+      </w:r>
+      <w:r>
+        <w:rPr>
+          <w:rFonts w:ascii="Calibri" w:hAnsi="Calibri" w:cs="Calibri"/>
+          <w:sz w:val="22"/>
+          <w:szCs w:val="22"/>
+          <w:lang w:val="en-US"/>
+        </w:rPr>
+        <w:t xml:space="preserve"> from </w:t>
+      </w:r>
+      <w:r>
+        <w:rPr>
+          <w:rFonts w:ascii="Calibri" w:hAnsi="Calibri" w:cs="Calibri"/>
+          <w:sz w:val="22"/>
+          <w:szCs w:val="22"/>
+          <w:lang w:val="en-US"/>
+        </w:rPr>
+        <w:t>I</w:t>
+      </w:r>
+      <w:r>
+        <w:rPr>
+          <w:rFonts w:ascii="Calibri" w:hAnsi="Calibri" w:cs="Calibri"/>
+          <w:sz w:val="22"/>
+          <w:szCs w:val="22"/>
+          <w:lang w:val="en-US"/>
+        </w:rPr>
+        <w:t>nstitute A. The table</w:t>
+      </w:r>
+      <w:r>
+        <w:rPr>
+          <w:rFonts w:ascii="Calibri" w:hAnsi="Calibri" w:cs="Calibri"/>
+          <w:sz w:val="22"/>
+          <w:szCs w:val="22"/>
+          <w:lang w:val="en-US"/>
+        </w:rPr>
+        <w:t xml:space="preserve"> summarizes the purposes, main topics discussed, and outputs of the meeting</w:t>
       </w:r>
       <w:r>
         <w:rPr>
@@ -305,7 +341,29 @@
                 <w:szCs w:val="21"/>
                 <w:lang w:val="en-US"/>
               </w:rPr>
-              <w:t xml:space="preserve">We discussed the main terminology on plastics, plastic debris, and plastic pollution that will be covered within the ClimOO Ontology. We utilized a list of terms and definitions collected from the literature, the stakeholders’ private normative references, and existing ontologies as the starting basis to guide the discussions. </w:t>
+              <w:t xml:space="preserve">We discussed the main terminology on plastics, plastic debris, and plastic pollution that will be covered within the </w:t>
+            </w:r>
+            <w:proofErr w:type="spellStart"/>
+            <w:r>
+              <w:rPr>
+                <w:rFonts w:ascii="Calibri" w:eastAsia="Calibri" w:hAnsi="Calibri" w:cs="Calibri"/>
+                <w:color w:val="000000"/>
+                <w:sz w:val="21"/>
+                <w:szCs w:val="21"/>
+                <w:lang w:val="en-US"/>
+              </w:rPr>
+              <w:t>ClimOO</w:t>
+            </w:r>
+            <w:proofErr w:type="spellEnd"/>
+            <w:r>
+              <w:rPr>
+                <w:rFonts w:ascii="Calibri" w:eastAsia="Calibri" w:hAnsi="Calibri" w:cs="Calibri"/>
+                <w:color w:val="000000"/>
+                <w:sz w:val="21"/>
+                <w:szCs w:val="21"/>
+                <w:lang w:val="en-US"/>
+              </w:rPr>
+              <w:t xml:space="preserve"> Ontology. We utilized a list of terms and definitions collected from the literature, the stakeholders’ private normative references, and existing ontologies as the starting basis to guide the discussions. </w:t>
             </w:r>
           </w:p>
         </w:tc>
@@ -452,7 +510,29 @@
                 <w:szCs w:val="20"/>
                 <w:lang w:val="en-US"/>
               </w:rPr>
-              <w:t>Properties such as bio-baseness and biodegradability are primarily properties of the polymers. Consider biodegradable plastics used in agriculture as a matter of example. There is an increased usage of such materials and objects in agriculture. Nevertheless, despite being produced using biodegradable polymers, they are not (at least completely or they are only under certain conditions/in certain contexts) biodegradable, due to their structure or chemical composition, e.g, presence of additives.</w:t>
+              <w:t xml:space="preserve">Properties such as bio-baseness and biodegradability are primarily properties of the polymers. Consider biodegradable plastics used in agriculture as a matter of example. There is an increased usage of such materials and objects in agriculture. Nevertheless, despite being produced using biodegradable polymers, they are not (at least completely or they are only under certain conditions/in certain contexts) biodegradable, due to their structure or chemical composition, </w:t>
+            </w:r>
+            <w:proofErr w:type="spellStart"/>
+            <w:r>
+              <w:rPr>
+                <w:rFonts w:ascii="Calibri" w:eastAsia="Calibri" w:hAnsi="Calibri" w:cs="Calibri"/>
+                <w:color w:val="000000"/>
+                <w:sz w:val="20"/>
+                <w:szCs w:val="20"/>
+                <w:lang w:val="en-US"/>
+              </w:rPr>
+              <w:t>e.g</w:t>
+            </w:r>
+            <w:proofErr w:type="spellEnd"/>
+            <w:r>
+              <w:rPr>
+                <w:rFonts w:ascii="Calibri" w:eastAsia="Calibri" w:hAnsi="Calibri" w:cs="Calibri"/>
+                <w:color w:val="000000"/>
+                <w:sz w:val="20"/>
+                <w:szCs w:val="20"/>
+                <w:lang w:val="en-US"/>
+              </w:rPr>
+              <w:t>, presence of additives.</w:t>
             </w:r>
           </w:p>
           <w:p>
@@ -536,7 +616,29 @@
                 <w:szCs w:val="20"/>
                 <w:lang w:val="en-US"/>
               </w:rPr>
-              <w:t>The ClimOO Ontology should include a class to refer to monomers.</w:t>
+              <w:t xml:space="preserve">The </w:t>
+            </w:r>
+            <w:proofErr w:type="spellStart"/>
+            <w:r>
+              <w:rPr>
+                <w:rFonts w:ascii="Calibri" w:eastAsia="Calibri" w:hAnsi="Calibri" w:cs="Calibri"/>
+                <w:color w:val="000000"/>
+                <w:sz w:val="20"/>
+                <w:szCs w:val="20"/>
+                <w:lang w:val="en-US"/>
+              </w:rPr>
+              <w:t>ClimOO</w:t>
+            </w:r>
+            <w:proofErr w:type="spellEnd"/>
+            <w:r>
+              <w:rPr>
+                <w:rFonts w:ascii="Calibri" w:eastAsia="Calibri" w:hAnsi="Calibri" w:cs="Calibri"/>
+                <w:color w:val="000000"/>
+                <w:sz w:val="20"/>
+                <w:szCs w:val="20"/>
+                <w:lang w:val="en-US"/>
+              </w:rPr>
+              <w:t xml:space="preserve"> Ontology should include a class to refer to monomers.</w:t>
             </w:r>
           </w:p>
           <w:p>
@@ -689,7 +791,27 @@
                 <w:sz w:val="20"/>
                 <w:szCs w:val="20"/>
               </w:rPr>
-              <w:t xml:space="preserve">Framework of reference </w:t>
+              <w:t xml:space="preserve">Framework of </w:t>
+            </w:r>
+            <w:proofErr w:type="spellStart"/>
+            <w:r>
+              <w:rPr>
+                <w:rFonts w:ascii="Calibri" w:eastAsia="Calibri" w:hAnsi="Calibri" w:cs="Calibri"/>
+                <w:color w:val="000000"/>
+                <w:sz w:val="20"/>
+                <w:szCs w:val="20"/>
+              </w:rPr>
+              <w:t>reference</w:t>
+            </w:r>
+            <w:proofErr w:type="spellEnd"/>
+            <w:r>
+              <w:rPr>
+                <w:rFonts w:ascii="Calibri" w:eastAsia="Calibri" w:hAnsi="Calibri" w:cs="Calibri"/>
+                <w:color w:val="000000"/>
+                <w:sz w:val="20"/>
+                <w:szCs w:val="20"/>
+              </w:rPr>
+              <w:t xml:space="preserve"> </w:t>
             </w:r>
           </w:p>
         </w:tc>
@@ -816,8 +938,19 @@
                 <w:sz w:val="20"/>
                 <w:szCs w:val="20"/>
               </w:rPr>
-              <w:t>Data of reference</w:t>
-            </w:r>
+              <w:t xml:space="preserve">Data of </w:t>
+            </w:r>
+            <w:proofErr w:type="spellStart"/>
+            <w:r>
+              <w:rPr>
+                <w:rFonts w:ascii="Calibri" w:eastAsia="Calibri" w:hAnsi="Calibri" w:cs="Calibri"/>
+                <w:color w:val="000000"/>
+                <w:sz w:val="20"/>
+                <w:szCs w:val="20"/>
+              </w:rPr>
+              <w:t>reference</w:t>
+            </w:r>
+            <w:proofErr w:type="spellEnd"/>
           </w:p>
         </w:tc>
         <w:tc>
@@ -863,14 +996,25 @@
                 <w:szCs w:val="20"/>
               </w:rPr>
             </w:pPr>
-            <w:r>
-              <w:rPr>
-                <w:rFonts w:ascii="Calibri" w:eastAsia="Calibri" w:hAnsi="Calibri" w:cs="Calibri"/>
-                <w:color w:val="000000"/>
-                <w:sz w:val="20"/>
-                <w:szCs w:val="20"/>
-              </w:rPr>
-              <w:t xml:space="preserve">Relevant projects </w:t>
+            <w:proofErr w:type="spellStart"/>
+            <w:r>
+              <w:rPr>
+                <w:rFonts w:ascii="Calibri" w:eastAsia="Calibri" w:hAnsi="Calibri" w:cs="Calibri"/>
+                <w:color w:val="000000"/>
+                <w:sz w:val="20"/>
+                <w:szCs w:val="20"/>
+              </w:rPr>
+              <w:t>Relevant</w:t>
+            </w:r>
+            <w:proofErr w:type="spellEnd"/>
+            <w:r>
+              <w:rPr>
+                <w:rFonts w:ascii="Calibri" w:eastAsia="Calibri" w:hAnsi="Calibri" w:cs="Calibri"/>
+                <w:color w:val="000000"/>
+                <w:sz w:val="20"/>
+                <w:szCs w:val="20"/>
+              </w:rPr>
+              <w:t xml:space="preserve"> projects </w:t>
             </w:r>
           </w:p>
         </w:tc>
